--- a/services/doc-service/templates/OVERSEA_WALKERS_TR.docx
+++ b/services/doc-service/templates/OVERSEA_WALKERS_TR.docx
@@ -1,6 +1,6 @@
 
 <file path=word/document.xml><?xml version="1.0" encoding="utf-8"?>
-<w:document xmlns:wpc="http://schemas.microsoft.com/office/word/2010/wordprocessingCanvas" xmlns:mc="http://schemas.openxmlformats.org/markup-compatibility/2006" xmlns:o="urn:schemas-microsoft-com:office:office" xmlns:r="http://schemas.openxmlformats.org/officeDocument/2006/relationships" xmlns:m="http://schemas.openxmlformats.org/officeDocument/2006/math" xmlns:v="urn:schemas-microsoft-com:vml" xmlns:wp14="http://schemas.microsoft.com/office/word/2010/wordprocessingDrawing" xmlns:wp="http://schemas.openxmlformats.org/drawingml/2006/wordprocessingDrawing" xmlns:w="http://schemas.openxmlformats.org/wordprocessingml/2006/main" xmlns:w14="http://schemas.microsoft.com/office/word/2010/wordml" xmlns:w10="urn:schemas-microsoft-com:office:word" xmlns:w15="http://schemas.microsoft.com/office/word/2012/wordml" xmlns:wpg="http://schemas.microsoft.com/office/word/2010/wordprocessingGroup" xmlns:wpi="http://schemas.microsoft.com/office/word/2010/wordprocessingInk" xmlns:wne="http://schemas.microsoft.com/office/word/2006/wordml" xmlns:wps="http://schemas.microsoft.com/office/word/2010/wordprocessingShape" xmlns:wpsCustomData="http://www.wps.cn/officeDocument/2013/wpsCustomData" mc:Ignorable="w14 w15 wp14">
+<w:document xmlns:wpc="http://schemas.microsoft.com/office/word/2010/wordprocessingCanvas" xmlns:cx="http://schemas.microsoft.com/office/drawing/2014/chartex" xmlns:cx1="http://schemas.microsoft.com/office/drawing/2015/9/8/chartex" xmlns:cx2="http://schemas.microsoft.com/office/drawing/2015/10/21/chartex" xmlns:cx3="http://schemas.microsoft.com/office/drawing/2016/5/9/chartex" xmlns:cx4="http://schemas.microsoft.com/office/drawing/2016/5/10/chartex" xmlns:cx5="http://schemas.microsoft.com/office/drawing/2016/5/11/chartex" xmlns:cx6="http://schemas.microsoft.com/office/drawing/2016/5/12/chartex" xmlns:cx7="http://schemas.microsoft.com/office/drawing/2016/5/13/chartex" xmlns:cx8="http://schemas.microsoft.com/office/drawing/2016/5/14/chartex" xmlns:mc="http://schemas.openxmlformats.org/markup-compatibility/2006" xmlns:o="urn:schemas-microsoft-com:office:office" xmlns:r="http://schemas.openxmlformats.org/officeDocument/2006/relationships" xmlns:m="http://schemas.openxmlformats.org/officeDocument/2006/math" xmlns:v="urn:schemas-microsoft-com:vml" xmlns:wp14="http://schemas.microsoft.com/office/word/2010/wordprocessingDrawing" xmlns:wp="http://schemas.openxmlformats.org/drawingml/2006/wordprocessingDrawing" xmlns:w="http://schemas.openxmlformats.org/wordprocessingml/2006/main" xmlns:w14="http://schemas.microsoft.com/office/word/2010/wordml" xmlns:w10="urn:schemas-microsoft-com:office:word" xmlns:w15="http://schemas.microsoft.com/office/word/2012/wordml" xmlns:wpg="http://schemas.microsoft.com/office/word/2010/wordprocessingGroup" xmlns:wpi="http://schemas.microsoft.com/office/word/2010/wordprocessingInk" xmlns:wne="http://schemas.microsoft.com/office/word/2006/wordml" xmlns:wps="http://schemas.microsoft.com/office/word/2010/wordprocessingShape" xmlns:wpsCustomData="http://www.wps.cn/officeDocument/2013/wpsCustomData" mc:Ignorable="w14 w15 wp14">
   <w:body>
     <w:p>
       <w:pPr>
@@ -89,13 +89,6 @@
         </w:rPr>
         <w:t>{{ agreement_number }}</w:t>
       </w:r>
-      <w:r>
-        <w:rPr>
-          <w:spacing w:val="-1"/>
-          <w:sz w:val="18"/>
-          <w:szCs w:val="18"/>
-        </w:rPr>
-      </w:r>
     </w:p>
     <w:p>
       <w:pPr>
@@ -124,57 +117,7 @@
           <w:szCs w:val="19"/>
           <w:lang w:val="en-US" w:eastAsia="en-US" w:bidi="ar-SA"/>
         </w:rPr>
-        <w:t>This agreement will be valid from</w:t>
-      </w:r>
-      <w:r>
-        <w:rPr>
-          <w:rFonts w:hint="eastAsia" w:ascii="Times New Roman" w:hAnsi="Times New Roman" w:eastAsia="Times New Roman" w:cs="Times New Roman"/>
-          <w:snapToGrid w:val="0"/>
-          <w:color w:val="000000"/>
-          <w:spacing w:val="5"/>
-          <w:kern w:val="0"/>
-          <w:sz w:val="19"/>
-          <w:szCs w:val="19"/>
-          <w:lang w:val="en-US" w:eastAsia="en-US" w:bidi="ar-SA"/>
-        </w:rPr>
-        <w:t xml:space="preserve"> {{ effective_range_en }}</w:t>
-      </w:r>
-      <w:r>
-        <w:rPr>
-          <w:rFonts w:hint="eastAsia" w:ascii="Times New Roman" w:hAnsi="Times New Roman" w:eastAsia="Times New Roman" w:cs="Times New Roman"/>
-          <w:snapToGrid w:val="0"/>
-          <w:color w:val="000000"/>
-          <w:spacing w:val="5"/>
-          <w:kern w:val="0"/>
-          <w:sz w:val="19"/>
-          <w:szCs w:val="19"/>
-          <w:lang w:val="en-US" w:eastAsia="en-US" w:bidi="ar-SA"/>
-        </w:rPr>
-      </w:r>
-      <w:r>
-        <w:rPr>
-          <w:rFonts w:hint="eastAsia" w:ascii="Times New Roman" w:hAnsi="Times New Roman" w:eastAsia="Times New Roman" w:cs="Times New Roman"/>
-          <w:snapToGrid w:val="0"/>
-          <w:color w:val="000000"/>
-          <w:spacing w:val="5"/>
-          <w:kern w:val="0"/>
-          <w:sz w:val="19"/>
-          <w:szCs w:val="19"/>
-          <w:lang w:val="en-US" w:eastAsia="en-US" w:bidi="ar-SA"/>
-        </w:rPr>
-      </w:r>
-      <w:r>
-        <w:rPr>
-          <w:rFonts w:hint="eastAsia" w:ascii="Times New Roman" w:hAnsi="Times New Roman" w:eastAsia="Times New Roman" w:cs="Times New Roman"/>
-          <w:snapToGrid w:val="0"/>
-          <w:color w:val="000000"/>
-          <w:spacing w:val="5"/>
-          <w:kern w:val="0"/>
-          <w:sz w:val="19"/>
-          <w:szCs w:val="19"/>
-          <w:lang w:val="en-US" w:eastAsia="en-US" w:bidi="ar-SA"/>
-        </w:rPr>
-        <w:t>.</w:t>
+        <w:t>This agreement will be valid from {{ effective_range_en }}.</w:t>
       </w:r>
     </w:p>
     <w:p>
@@ -201,95 +144,7 @@
           <w:rFonts w:hint="eastAsia" w:ascii="宋体" w:hAnsi="宋体" w:eastAsia="宋体" w:cs="宋体"/>
           <w:spacing w:val="3"/>
         </w:rPr>
-        <w:t>此协议有效期自</w:t>
-      </w:r>
-      <w:r>
-        <w:rPr>
-          <w:rFonts w:hint="eastAsia" w:ascii="宋体" w:hAnsi="宋体" w:eastAsia="宋体" w:cs="宋体"/>
-          <w:spacing w:val="3"/>
-        </w:rPr>
-        <w:t>{{ effective_range_cn }}</w:t>
-      </w:r>
-      <w:r>
-        <w:rPr>
-          <w:rFonts w:hint="eastAsia" w:ascii="宋体" w:hAnsi="宋体" w:eastAsia="宋体" w:cs="宋体"/>
-          <w:spacing w:val="3"/>
-        </w:rPr>
-      </w:r>
-      <w:r>
-        <w:rPr>
-          <w:rFonts w:hint="eastAsia" w:ascii="宋体" w:hAnsi="宋体" w:eastAsia="宋体" w:cs="宋体"/>
-          <w:spacing w:val="3"/>
-          <w:lang w:val="en-US" w:eastAsia="zh-CN"/>
-        </w:rPr>
-      </w:r>
-      <w:r>
-        <w:rPr>
-          <w:rFonts w:hint="eastAsia" w:ascii="宋体" w:hAnsi="宋体" w:eastAsia="宋体" w:cs="宋体"/>
-          <w:spacing w:val="3"/>
-        </w:rPr>
-      </w:r>
-      <w:r>
-        <w:rPr>
-          <w:rFonts w:hint="eastAsia" w:ascii="宋体" w:hAnsi="宋体" w:eastAsia="宋体" w:cs="宋体"/>
-          <w:spacing w:val="3"/>
-        </w:rPr>
-      </w:r>
-      <w:r>
-        <w:rPr>
-          <w:rFonts w:hint="eastAsia" w:ascii="宋体" w:hAnsi="宋体" w:eastAsia="宋体" w:cs="宋体"/>
-          <w:spacing w:val="3"/>
-        </w:rPr>
-      </w:r>
-      <w:r>
-        <w:rPr>
-          <w:rFonts w:hint="eastAsia" w:ascii="宋体" w:hAnsi="宋体" w:eastAsia="宋体" w:cs="宋体"/>
-          <w:spacing w:val="3"/>
-        </w:rPr>
-      </w:r>
-      <w:r>
-        <w:rPr>
-          <w:rFonts w:hint="eastAsia" w:ascii="宋体" w:hAnsi="宋体" w:eastAsia="宋体" w:cs="宋体"/>
-          <w:spacing w:val="3"/>
-        </w:rPr>
-      </w:r>
-      <w:r>
-        <w:rPr>
-          <w:rFonts w:hint="eastAsia" w:ascii="宋体" w:hAnsi="宋体" w:eastAsia="宋体" w:cs="宋体"/>
-          <w:spacing w:val="3"/>
-        </w:rPr>
-      </w:r>
-      <w:r>
-        <w:rPr>
-          <w:rFonts w:hint="eastAsia" w:ascii="宋体" w:hAnsi="宋体" w:eastAsia="宋体" w:cs="宋体"/>
-          <w:spacing w:val="3"/>
-          <w:lang w:val="en-US" w:eastAsia="zh-CN"/>
-        </w:rPr>
-      </w:r>
-      <w:r>
-        <w:rPr>
-          <w:rFonts w:hint="eastAsia" w:ascii="宋体" w:hAnsi="宋体" w:eastAsia="宋体" w:cs="宋体"/>
-          <w:spacing w:val="3"/>
-        </w:rPr>
-      </w:r>
-      <w:r>
-        <w:rPr>
-          <w:rFonts w:hint="eastAsia" w:ascii="宋体" w:hAnsi="宋体" w:eastAsia="宋体" w:cs="宋体"/>
-          <w:spacing w:val="3"/>
-        </w:rPr>
-      </w:r>
-      <w:r>
-        <w:rPr>
-          <w:rFonts w:hint="eastAsia" w:ascii="宋体" w:hAnsi="宋体" w:eastAsia="宋体" w:cs="宋体"/>
-          <w:spacing w:val="3"/>
-        </w:rPr>
-      </w:r>
-      <w:r>
-        <w:rPr>
-          <w:rFonts w:hint="eastAsia" w:ascii="宋体" w:hAnsi="宋体" w:eastAsia="宋体" w:cs="宋体"/>
-          <w:spacing w:val="3"/>
-        </w:rPr>
-        <w:t>。到期后由甲方选择续约或合同自动失效。</w:t>
+        <w:t>此协议有效期自{{ effective_range_cn }}。到期后由甲方选择续约或合同自动失效。</w:t>
       </w:r>
     </w:p>
     <w:p>
@@ -625,8 +480,6 @@
               </w:rPr>
               <w:t>英</w:t>
             </w:r>
-            <w:bookmarkStart w:id="0" w:name="_GoBack"/>
-            <w:bookmarkEnd w:id="0"/>
             <w:r>
               <w:rPr>
                 <w:rFonts w:hint="eastAsia" w:eastAsia="宋体"/>
@@ -2129,21 +1982,6 @@
                 </w14:textFill>
               </w:rPr>
             </w:pPr>
-            <w:r>
-              <w:rPr>
-                <w:rFonts w:hint="eastAsia"/>
-                <w:color w:val="000000"/>
-                <w:spacing w:val="2"/>
-                <w:lang w:val="en-US" w:eastAsia="zh-CN"/>
-                <w14:textFill>
-                  <w14:solidFill>
-                    <w14:srgbClr w14:val="000000">
-                      <w14:alpha w14:val="392"/>
-                    </w14:srgbClr>
-                  </w14:solidFill>
-                </w14:textFill>
-              </w:rPr>
-            </w:r>
           </w:p>
         </w:tc>
         <w:tc>
@@ -2171,21 +2009,6 @@
                 </w14:textFill>
               </w:rPr>
             </w:pPr>
-            <w:r>
-              <w:rPr>
-                <w:rFonts w:hint="eastAsia"/>
-                <w:color w:val="000000"/>
-                <w:spacing w:val="2"/>
-                <w:lang w:val="en-US" w:eastAsia="zh-CN"/>
-                <w14:textFill>
-                  <w14:solidFill>
-                    <w14:srgbClr w14:val="000000">
-                      <w14:alpha w14:val="392"/>
-                    </w14:srgbClr>
-                  </w14:solidFill>
-                </w14:textFill>
-              </w:rPr>
-            </w:r>
           </w:p>
         </w:tc>
         <w:tc>
@@ -2213,21 +2036,6 @@
                 </w14:textFill>
               </w:rPr>
             </w:pPr>
-            <w:r>
-              <w:rPr>
-                <w:rFonts w:hint="eastAsia"/>
-                <w:color w:val="000000"/>
-                <w:spacing w:val="2"/>
-                <w:lang w:val="en-US" w:eastAsia="zh-CN"/>
-                <w14:textFill>
-                  <w14:solidFill>
-                    <w14:srgbClr w14:val="000000">
-                      <w14:alpha w14:val="392"/>
-                    </w14:srgbClr>
-                  </w14:solidFill>
-                </w14:textFill>
-              </w:rPr>
-            </w:r>
           </w:p>
         </w:tc>
         <w:tc>
@@ -2255,21 +2063,6 @@
                 </w14:textFill>
               </w:rPr>
             </w:pPr>
-            <w:r>
-              <w:rPr>
-                <w:rFonts w:hint="eastAsia"/>
-                <w:color w:val="000000"/>
-                <w:spacing w:val="2"/>
-                <w:lang w:val="en-US" w:eastAsia="zh-CN"/>
-                <w14:textFill>
-                  <w14:solidFill>
-                    <w14:srgbClr w14:val="000000">
-                      <w14:alpha w14:val="392"/>
-                    </w14:srgbClr>
-                  </w14:solidFill>
-                </w14:textFill>
-              </w:rPr>
-            </w:r>
           </w:p>
         </w:tc>
         <w:tc>
@@ -2297,21 +2090,6 @@
                 </w14:textFill>
               </w:rPr>
             </w:pPr>
-            <w:r>
-              <w:rPr>
-                <w:rFonts w:hint="eastAsia"/>
-                <w:color w:val="000000"/>
-                <w:spacing w:val="2"/>
-                <w:lang w:val="en-US" w:eastAsia="zh-CN"/>
-                <w14:textFill>
-                  <w14:solidFill>
-                    <w14:srgbClr w14:val="000000">
-                      <w14:alpha w14:val="392"/>
-                    </w14:srgbClr>
-                  </w14:solidFill>
-                </w14:textFill>
-              </w:rPr>
-            </w:r>
           </w:p>
         </w:tc>
         <w:tc>
@@ -2339,21 +2117,6 @@
                 </w14:textFill>
               </w:rPr>
             </w:pPr>
-            <w:r>
-              <w:rPr>
-                <w:rFonts w:hint="eastAsia"/>
-                <w:color w:val="000000"/>
-                <w:spacing w:val="2"/>
-                <w:lang w:val="en-US" w:eastAsia="zh-CN"/>
-                <w14:textFill>
-                  <w14:solidFill>
-                    <w14:srgbClr w14:val="000000">
-                      <w14:alpha w14:val="392"/>
-                    </w14:srgbClr>
-                  </w14:solidFill>
-                </w14:textFill>
-              </w:rPr>
-            </w:r>
           </w:p>
         </w:tc>
       </w:tr>
@@ -2735,21 +2498,6 @@
                 </w14:textFill>
               </w:rPr>
             </w:pPr>
-            <w:r>
-              <w:rPr>
-                <w:rFonts w:hint="eastAsia"/>
-                <w:color w:val="000000"/>
-                <w:spacing w:val="2"/>
-                <w:lang w:val="en-US" w:eastAsia="zh-CN"/>
-                <w14:textFill>
-                  <w14:solidFill>
-                    <w14:srgbClr w14:val="000000">
-                      <w14:alpha w14:val="392"/>
-                    </w14:srgbClr>
-                  </w14:solidFill>
-                </w14:textFill>
-              </w:rPr>
-            </w:r>
           </w:p>
         </w:tc>
         <w:tc>
@@ -2777,21 +2525,6 @@
                 </w14:textFill>
               </w:rPr>
             </w:pPr>
-            <w:r>
-              <w:rPr>
-                <w:rFonts w:hint="eastAsia"/>
-                <w:color w:val="000000"/>
-                <w:spacing w:val="2"/>
-                <w:lang w:val="en-US" w:eastAsia="zh-CN"/>
-                <w14:textFill>
-                  <w14:solidFill>
-                    <w14:srgbClr w14:val="000000">
-                      <w14:alpha w14:val="392"/>
-                    </w14:srgbClr>
-                  </w14:solidFill>
-                </w14:textFill>
-              </w:rPr>
-            </w:r>
           </w:p>
         </w:tc>
         <w:tc>
@@ -2819,21 +2552,6 @@
                 </w14:textFill>
               </w:rPr>
             </w:pPr>
-            <w:r>
-              <w:rPr>
-                <w:rFonts w:hint="eastAsia"/>
-                <w:color w:val="000000"/>
-                <w:spacing w:val="2"/>
-                <w:lang w:val="en-US" w:eastAsia="zh-CN"/>
-                <w14:textFill>
-                  <w14:solidFill>
-                    <w14:srgbClr w14:val="000000">
-                      <w14:alpha w14:val="392"/>
-                    </w14:srgbClr>
-                  </w14:solidFill>
-                </w14:textFill>
-              </w:rPr>
-            </w:r>
           </w:p>
         </w:tc>
         <w:tc>
@@ -2861,21 +2579,6 @@
                 </w14:textFill>
               </w:rPr>
             </w:pPr>
-            <w:r>
-              <w:rPr>
-                <w:rFonts w:hint="eastAsia"/>
-                <w:color w:val="000000"/>
-                <w:spacing w:val="2"/>
-                <w:lang w:val="en-US" w:eastAsia="zh-CN"/>
-                <w14:textFill>
-                  <w14:solidFill>
-                    <w14:srgbClr w14:val="000000">
-                      <w14:alpha w14:val="392"/>
-                    </w14:srgbClr>
-                  </w14:solidFill>
-                </w14:textFill>
-              </w:rPr>
-            </w:r>
           </w:p>
         </w:tc>
         <w:tc>
@@ -2903,21 +2606,6 @@
                 </w14:textFill>
               </w:rPr>
             </w:pPr>
-            <w:r>
-              <w:rPr>
-                <w:rFonts w:hint="eastAsia"/>
-                <w:color w:val="000000"/>
-                <w:spacing w:val="2"/>
-                <w:lang w:val="en-US" w:eastAsia="zh-CN"/>
-                <w14:textFill>
-                  <w14:solidFill>
-                    <w14:srgbClr w14:val="000000">
-                      <w14:alpha w14:val="392"/>
-                    </w14:srgbClr>
-                  </w14:solidFill>
-                </w14:textFill>
-              </w:rPr>
-            </w:r>
           </w:p>
         </w:tc>
         <w:tc>
@@ -2945,229 +2633,14 @@
                 </w14:textFill>
               </w:rPr>
             </w:pPr>
-            <w:r>
-              <w:rPr>
-                <w:rFonts w:hint="eastAsia"/>
-                <w:color w:val="000000"/>
-                <w:spacing w:val="2"/>
-                <w:lang w:val="en-US" w:eastAsia="zh-CN"/>
-                <w14:textFill>
-                  <w14:solidFill>
-                    <w14:srgbClr w14:val="000000">
-                      <w14:alpha w14:val="392"/>
-                    </w14:srgbClr>
-                  </w14:solidFill>
-                </w14:textFill>
-              </w:rPr>
-            </w:r>
-          </w:p>
-        </w:tc>
-      </w:tr>
-      <w:tr>
-        <w:trPr>
-          <w:trHeight w:val="362" w:hRule="atLeast"/>
-        </w:trPr>
-        <w:tc>
-          <w:tcPr>
-            <w:tcW w:w="1020" w:type="dxa"/>
-            <w:vAlign w:val="top"/>
-          </w:tcPr>
-          <w:p>
-            <w:pPr>
-              <w:pStyle w:val="7"/>
-              <w:spacing w:before="81" w:line="199" w:lineRule="auto"/>
-              <w:ind w:left="210" w:leftChars="100"/>
-              <w:rPr>
-                <w:rFonts w:hint="eastAsia"/>
-                <w:color w:val="000000"/>
-                <w:spacing w:val="2"/>
-                <w:highlight w:val="yellow"/>
-                <w:lang w:val="en-US" w:eastAsia="zh-CN"/>
-                <w14:textFill>
-                  <w14:solidFill>
-                    <w14:srgbClr w14:val="000000">
-                      <w14:alpha w14:val="392"/>
-                    </w14:srgbClr>
-                  </w14:solidFill>
-                </w14:textFill>
-              </w:rPr>
-            </w:pPr>
-          </w:p>
-        </w:tc>
-        <w:tc>
-          <w:tcPr>
-            <w:tcW w:w="1201" w:type="dxa"/>
-            <w:vAlign w:val="top"/>
-          </w:tcPr>
-          <w:p>
-            <w:pPr>
-              <w:pStyle w:val="7"/>
-              <w:spacing w:before="81" w:line="199" w:lineRule="auto"/>
-              <w:ind w:left="210" w:leftChars="100"/>
-              <w:rPr>
-                <w:rFonts w:hint="eastAsia"/>
-                <w:color w:val="000000"/>
-                <w:spacing w:val="2"/>
-                <w:highlight w:val="yellow"/>
-                <w:lang w:val="en-US" w:eastAsia="zh-CN"/>
-                <w14:textFill>
-                  <w14:solidFill>
-                    <w14:srgbClr w14:val="000000">
-                      <w14:alpha w14:val="392"/>
-                    </w14:srgbClr>
-                  </w14:solidFill>
-                </w14:textFill>
-              </w:rPr>
-            </w:pPr>
-          </w:p>
-        </w:tc>
-        <w:tc>
-          <w:tcPr>
-            <w:tcW w:w="1059" w:type="dxa"/>
-            <w:vAlign w:val="top"/>
-          </w:tcPr>
-          <w:p>
-            <w:pPr>
-              <w:pStyle w:val="7"/>
-              <w:spacing w:before="81" w:line="199" w:lineRule="auto"/>
-              <w:ind w:left="210" w:leftChars="100"/>
-              <w:rPr>
-                <w:rFonts w:hint="eastAsia"/>
-                <w:color w:val="000000"/>
-                <w:spacing w:val="2"/>
-                <w:highlight w:val="yellow"/>
-                <w:lang w:val="en-US" w:eastAsia="zh-CN"/>
-                <w14:textFill>
-                  <w14:solidFill>
-                    <w14:srgbClr w14:val="000000">
-                      <w14:alpha w14:val="392"/>
-                    </w14:srgbClr>
-                  </w14:solidFill>
-                </w14:textFill>
-              </w:rPr>
-            </w:pPr>
-          </w:p>
-        </w:tc>
-        <w:tc>
-          <w:tcPr>
-            <w:tcW w:w="1110" w:type="dxa"/>
-            <w:vAlign w:val="top"/>
-          </w:tcPr>
-          <w:p>
-            <w:pPr>
-              <w:pStyle w:val="7"/>
-              <w:spacing w:before="81" w:line="199" w:lineRule="auto"/>
-              <w:ind w:left="210" w:leftChars="100"/>
-              <w:rPr>
-                <w:rFonts w:hint="eastAsia"/>
-                <w:color w:val="000000"/>
-                <w:spacing w:val="2"/>
-                <w:highlight w:val="yellow"/>
-                <w:lang w:val="en-US" w:eastAsia="zh-CN"/>
-                <w14:textFill>
-                  <w14:solidFill>
-                    <w14:srgbClr w14:val="000000">
-                      <w14:alpha w14:val="392"/>
-                    </w14:srgbClr>
-                  </w14:solidFill>
-                </w14:textFill>
-              </w:rPr>
-            </w:pPr>
-          </w:p>
-        </w:tc>
-        <w:tc>
-          <w:tcPr>
-            <w:tcW w:w="1320" w:type="dxa"/>
-            <w:vAlign w:val="top"/>
-          </w:tcPr>
-          <w:p>
-            <w:pPr>
-              <w:pStyle w:val="7"/>
-              <w:spacing w:before="81" w:line="199" w:lineRule="auto"/>
-              <w:ind w:left="210" w:leftChars="100"/>
-              <w:rPr>
-                <w:rFonts w:hint="eastAsia"/>
-                <w:color w:val="000000"/>
-                <w:spacing w:val="2"/>
-                <w:highlight w:val="yellow"/>
-                <w:lang w:val="en-US" w:eastAsia="zh-CN"/>
-                <w14:textFill>
-                  <w14:solidFill>
-                    <w14:srgbClr w14:val="000000">
-                      <w14:alpha w14:val="392"/>
-                    </w14:srgbClr>
-                  </w14:solidFill>
-                </w14:textFill>
-              </w:rPr>
-            </w:pPr>
-          </w:p>
-        </w:tc>
-        <w:tc>
-          <w:tcPr>
-            <w:tcW w:w="1770" w:type="dxa"/>
-            <w:vAlign w:val="top"/>
-          </w:tcPr>
-          <w:p>
-            <w:pPr>
-              <w:pStyle w:val="7"/>
-              <w:spacing w:before="81" w:line="199" w:lineRule="auto"/>
-              <w:ind w:left="210" w:leftChars="100"/>
-              <w:rPr>
-                <w:rFonts w:hint="eastAsia"/>
-                <w:color w:val="000000"/>
-                <w:spacing w:val="2"/>
-                <w:highlight w:val="yellow"/>
-                <w:lang w:val="en-US" w:eastAsia="zh-CN"/>
-                <w14:textFill>
-                  <w14:solidFill>
-                    <w14:srgbClr w14:val="000000">
-                      <w14:alpha w14:val="392"/>
-                    </w14:srgbClr>
-                  </w14:solidFill>
-                </w14:textFill>
-              </w:rPr>
-            </w:pPr>
-          </w:p>
-        </w:tc>
-        <w:tc>
-          <w:tcPr>
-            <w:tcW w:w="1770" w:type="dxa"/>
-            <w:vAlign w:val="top"/>
-          </w:tcPr>
-          <w:p>
-            <w:pPr>
-              <w:pStyle w:val="7"/>
-              <w:spacing w:before="81" w:line="199" w:lineRule="auto"/>
-              <w:ind w:left="210" w:leftChars="100"/>
-              <w:rPr>
-                <w:rFonts w:hint="eastAsia"/>
-                <w:color w:val="000000"/>
-                <w:spacing w:val="2"/>
-                <w:highlight w:val="yellow"/>
-                <w:lang w:val="en-US" w:eastAsia="zh-CN"/>
-                <w14:textFill>
-                  <w14:solidFill>
-                    <w14:srgbClr w14:val="000000">
-                      <w14:alpha w14:val="392"/>
-                    </w14:srgbClr>
-                  </w14:solidFill>
-                </w14:textFill>
-              </w:rPr>
-            </w:pPr>
           </w:p>
         </w:tc>
       </w:tr>
     </w:tbl>
     <w:p>
       <w:pPr>
-        <w:spacing w:before="120"/>
-      </w:pPr>
-    </w:p>
-    <w:p>
-      <w:pPr>
         <w:pStyle w:val="2"/>
         <w:spacing w:before="84" w:line="197" w:lineRule="auto"/>
-        <w:ind w:left="246" w:leftChars="0"/>
         <w:rPr>
           <w:b/>
           <w:bCs/>
@@ -3191,6 +2664,8 @@
           <w:lang w:val="en-US" w:eastAsia="en-US" w:bidi="ar-SA"/>
         </w:rPr>
       </w:pPr>
+      <w:bookmarkStart w:id="0" w:name="_GoBack"/>
+      <w:bookmarkEnd w:id="0"/>
     </w:p>
     <w:p>
       <w:pPr>
@@ -5628,70 +5103,6 @@
         </w:rPr>
         <w:t>{{ party_a_name_en }}</w:t>
       </w:r>
-      <w:r>
-        <w:rPr>
-          <w:rFonts w:hint="eastAsia"/>
-          <w:color w:val="000000"/>
-          <w:spacing w:val="2"/>
-          <w:sz w:val="21"/>
-          <w:szCs w:val="21"/>
-          <w:lang w:val="en-US" w:eastAsia="zh-CN"/>
-          <w14:textFill>
-            <w14:solidFill>
-              <w14:srgbClr w14:val="000000">
-                <w14:alpha w14:val="392"/>
-              </w14:srgbClr>
-            </w14:solidFill>
-          </w14:textFill>
-        </w:rPr>
-      </w:r>
-      <w:r>
-        <w:rPr>
-          <w:color w:val="000000"/>
-          <w:spacing w:val="2"/>
-          <w:sz w:val="21"/>
-          <w:szCs w:val="21"/>
-          <w14:textFill>
-            <w14:solidFill>
-              <w14:srgbClr w14:val="000000">
-                <w14:alpha w14:val="392"/>
-              </w14:srgbClr>
-            </w14:solidFill>
-          </w14:textFill>
-        </w:rPr>
-      </w:r>
-      <w:r>
-        <w:rPr>
-          <w:rFonts w:hint="eastAsia"/>
-          <w:color w:val="000000"/>
-          <w:spacing w:val="2"/>
-          <w:sz w:val="21"/>
-          <w:szCs w:val="21"/>
-          <w:lang w:val="en-US" w:eastAsia="zh-CN"/>
-          <w14:textFill>
-            <w14:solidFill>
-              <w14:srgbClr w14:val="000000">
-                <w14:alpha w14:val="392"/>
-              </w14:srgbClr>
-            </w14:solidFill>
-          </w14:textFill>
-        </w:rPr>
-      </w:r>
-      <w:r>
-        <w:rPr>
-          <w:color w:val="000000"/>
-          <w:spacing w:val="2"/>
-          <w:sz w:val="21"/>
-          <w:szCs w:val="21"/>
-          <w14:textFill>
-            <w14:solidFill>
-              <w14:srgbClr w14:val="000000">
-                <w14:alpha w14:val="392"/>
-              </w14:srgbClr>
-            </w14:solidFill>
-          </w14:textFill>
-        </w:rPr>
-      </w:r>
     </w:p>
     <w:p>
       <w:pPr>
@@ -5960,25 +5371,7 @@
             </w14:solidFill>
           </w14:textFill>
         </w:rPr>
-        <w:t xml:space="preserve">Date (日期): </w:t>
-      </w:r>
-      <w:r>
-        <w:rPr>
-          <w:rFonts w:hint="eastAsia"/>
-          <w:color w:val="000000"/>
-          <w:spacing w:val="2"/>
-          <w:sz w:val="21"/>
-          <w:szCs w:val="21"/>
-          <w:lang w:val="en-US" w:eastAsia="zh-CN"/>
-          <w14:textFill>
-            <w14:solidFill>
-              <w14:srgbClr w14:val="000000">
-                <w14:alpha w14:val="392"/>
-              </w14:srgbClr>
-            </w14:solidFill>
-          </w14:textFill>
-        </w:rPr>
-        <w:t>{{ signing_date }}</w:t>
+        <w:t>Date (日期): {{ signing_date }}</w:t>
       </w:r>
     </w:p>
     <w:p>
@@ -6356,25 +5749,7 @@
             </w14:solidFill>
           </w14:textFill>
         </w:rPr>
-        <w:t>Date (日期):</w:t>
-      </w:r>
-      <w:r>
-        <w:rPr>
-          <w:rFonts w:hint="eastAsia"/>
-          <w:color w:val="000000"/>
-          <w:spacing w:val="2"/>
-          <w:sz w:val="21"/>
-          <w:szCs w:val="21"/>
-          <w:lang w:val="en-US" w:eastAsia="zh-CN"/>
-          <w14:textFill>
-            <w14:solidFill>
-              <w14:srgbClr w14:val="000000">
-                <w14:alpha w14:val="392"/>
-              </w14:srgbClr>
-            </w14:solidFill>
-          </w14:textFill>
-        </w:rPr>
-        <w:t>{{ signing_date }}</w:t>
+        <w:t>Date (日期):{{ signing_date }}</w:t>
       </w:r>
     </w:p>
     <w:p>
